--- a/00-首页/题组Word/专项卷/二分册/专项卷XII-教师版.docx
+++ b/00-首页/题组Word/专项卷/二分册/专项卷XII-教师版.docx
@@ -1915,41 +1915,77 @@
         <w:rPr>
           <w:rFonts w:ascii="Times New Roman" w:hAnsi="Times New Roman" w:eastAsia="Times New Roman" w:cs="Times New Roman"/>
         </w:rPr>
-        <w:t xml:space="preserve"> Cl</w:t>
-      </w:r>
-      <w:r>
-        <w:rPr>
-          <w:rFonts w:ascii="Times New Roman" w:hAnsi="Times New Roman" w:eastAsia="Times New Roman" w:cs="Times New Roman"/>
-          <w:vertAlign w:val="superscript"/>
-        </w:rPr>
-        <w:t>-</w:t>
-      </w:r>
-      <w:r>
-        <w:rPr>
-          <w:rFonts w:ascii="Times New Roman" w:hAnsi="Times New Roman" w:eastAsia="Times New Roman" w:cs="Times New Roman"/>
-        </w:rPr>
-        <w:t>、Br</w:t>
-      </w:r>
-      <w:r>
-        <w:rPr>
-          <w:rFonts w:ascii="Times New Roman" w:hAnsi="Times New Roman" w:eastAsia="Times New Roman" w:cs="Times New Roman"/>
-          <w:vertAlign w:val="superscript"/>
-        </w:rPr>
-        <w:t>-</w:t>
-      </w:r>
-      <w:r>
-        <w:rPr>
-          <w:rFonts w:ascii="Times New Roman" w:hAnsi="Times New Roman" w:eastAsia="Times New Roman" w:cs="Times New Roman"/>
-        </w:rPr>
-        <w:t>、I</w:t>
-      </w:r>
-      <w:r>
-        <w:rPr>
-          <w:rFonts w:ascii="Times New Roman" w:hAnsi="Times New Roman" w:eastAsia="Times New Roman" w:cs="Times New Roman"/>
-          <w:vertAlign w:val="superscript"/>
-        </w:rPr>
-        <w:t>-</w:t>
-      </w:r>
+        <w:t xml:space="preserve"> </w:t>
+      </w:r>
+      <m:oMath>
+        <m:r>
+          <m:t>C</m:t>
+        </m:r>
+        <m:sSup>
+          <m:e>
+            <m:r>
+              <m:t>l</m:t>
+            </m:r>
+          </m:e>
+          <m:sup>
+            <m:r>
+              <m:rPr>
+                <m:sty m:val="p"/>
+              </m:rPr>
+              <m:t>−</m:t>
+            </m:r>
+          </m:sup>
+        </m:sSup>
+      </m:oMath>
+      <w:r>
+        <w:rPr>
+          <w:rFonts w:ascii="Times New Roman" w:hAnsi="Times New Roman" w:eastAsia="Times New Roman" w:cs="Times New Roman"/>
+        </w:rPr>
+        <w:t xml:space="preserve">、</w:t>
+      </w:r>
+      <m:oMath>
+        <m:r>
+          <m:t>B</m:t>
+        </m:r>
+        <m:sSup>
+          <m:e>
+            <m:r>
+              <m:t>r</m:t>
+            </m:r>
+          </m:e>
+          <m:sup>
+            <m:r>
+              <m:rPr>
+                <m:sty m:val="p"/>
+              </m:rPr>
+              <m:t>−</m:t>
+            </m:r>
+          </m:sup>
+        </m:sSup>
+      </m:oMath>
+      <w:r>
+        <w:rPr>
+          <w:rFonts w:ascii="Times New Roman" w:hAnsi="Times New Roman" w:eastAsia="Times New Roman" w:cs="Times New Roman"/>
+        </w:rPr>
+        <w:t xml:space="preserve">、</w:t>
+      </w:r>
+      <m:oMath>
+        <m:sSup>
+          <m:e>
+            <m:r>
+              <m:t>I</m:t>
+            </m:r>
+          </m:e>
+          <m:sup>
+            <m:r>
+              <m:rPr>
+                <m:sty m:val="p"/>
+              </m:rPr>
+              <m:t>−</m:t>
+            </m:r>
+          </m:sup>
+        </m:sSup>
+      </m:oMath>
       <w:r>
         <w:rPr>
           <w:rFonts w:ascii="Times New Roman" w:hAnsi="Times New Roman" w:eastAsia="Times New Roman" w:cs="Times New Roman"/>
@@ -1978,15 +2014,25 @@
         <w:rPr>
           <w:rFonts w:ascii="Times New Roman" w:hAnsi="Times New Roman" w:eastAsia="Times New Roman" w:cs="Times New Roman"/>
         </w:rPr>
-        <w:t xml:space="preserve"> I</w:t>
-      </w:r>
-      <w:r>
-        <w:rPr>
-          <w:rFonts w:ascii="Times New Roman" w:hAnsi="Times New Roman" w:eastAsia="Times New Roman" w:cs="Times New Roman"/>
-          <w:vertAlign w:val="superscript"/>
-        </w:rPr>
-        <w:t>-</w:t>
-      </w:r>
+        <w:t xml:space="preserve"> </w:t>
+      </w:r>
+      <m:oMath>
+        <m:sSup>
+          <m:e>
+            <m:r>
+              <m:t>I</m:t>
+            </m:r>
+          </m:e>
+          <m:sup>
+            <m:r>
+              <m:rPr>
+                <m:sty m:val="p"/>
+              </m:rPr>
+              <m:t>−</m:t>
+            </m:r>
+          </m:sup>
+        </m:sSup>
+      </m:oMath>
       <w:r>
         <w:rPr>
           <w:rFonts w:ascii="Times New Roman" w:hAnsi="Times New Roman" w:eastAsia="Times New Roman" w:cs="Times New Roman"/>
@@ -2005,19 +2051,20 @@
         </w:rPr>
         <w:t xml:space="preserve"> </w:t>
       </w:r>
-      <w:r>
-        <w:rPr>
-          <w:rFonts w:hint="eastAsia" w:ascii="Times New Roman" w:hAnsi="Times New Roman" w:eastAsia="Times New Roman" w:cs="Times New Roman"/>
-        </w:rPr>
-        <w:t>I</w:t>
-      </w:r>
-      <w:r>
-        <w:rPr>
-          <w:rFonts w:hint="eastAsia" w:ascii="Times New Roman" w:hAnsi="Times New Roman" w:eastAsia="Times New Roman" w:cs="Times New Roman"/>
-          <w:vertAlign w:val="subscript"/>
-        </w:rPr>
-        <w:t>2</w:t>
-      </w:r>
+      <m:oMath>
+        <m:sSub>
+          <m:e>
+            <m:r>
+              <m:t>I</m:t>
+            </m:r>
+          </m:e>
+          <m:sub>
+            <m:r>
+              <m:t>2</m:t>
+            </m:r>
+          </m:sub>
+        </m:sSub>
+      </m:oMath>
       <w:r>
         <w:rPr>
           <w:rFonts w:hint="eastAsia" w:ascii="Times New Roman" w:hAnsi="Times New Roman" w:eastAsia="Times New Roman" w:cs="Times New Roman"/>
@@ -2034,28 +2081,54 @@
         <w:rPr>
           <w:rFonts w:ascii="Times New Roman" w:hAnsi="Times New Roman" w:eastAsia="Times New Roman" w:cs="Times New Roman"/>
         </w:rPr>
-        <w:t xml:space="preserve"> Br</w:t>
-      </w:r>
-      <w:r>
-        <w:rPr>
-          <w:rFonts w:ascii="Times New Roman" w:hAnsi="Times New Roman" w:eastAsia="Times New Roman" w:cs="Times New Roman"/>
-          <w:vertAlign w:val="superscript"/>
-        </w:rPr>
-        <w:t>-</w:t>
-      </w:r>
-      <w:r>
-        <w:rPr>
-          <w:rFonts w:ascii="Times New Roman" w:hAnsi="Times New Roman" w:eastAsia="Times New Roman" w:cs="Times New Roman"/>
-        </w:rPr>
-        <w:t>、Cl</w:t>
-      </w:r>
-      <w:r>
-        <w:rPr>
-          <w:rFonts w:ascii="Times New Roman" w:hAnsi="Times New Roman" w:eastAsia="Times New Roman" w:cs="Times New Roman"/>
-          <w:vertAlign w:val="superscript"/>
-        </w:rPr>
-        <w:t>-</w:t>
-      </w:r>
+        <w:t xml:space="preserve"> </w:t>
+      </w:r>
+      <m:oMath>
+        <m:r>
+          <m:t>B</m:t>
+        </m:r>
+        <m:sSup>
+          <m:e>
+            <m:r>
+              <m:t>r</m:t>
+            </m:r>
+          </m:e>
+          <m:sup>
+            <m:r>
+              <m:rPr>
+                <m:sty m:val="p"/>
+              </m:rPr>
+              <m:t>−</m:t>
+            </m:r>
+          </m:sup>
+        </m:sSup>
+      </m:oMath>
+      <w:r>
+        <w:rPr>
+          <w:rFonts w:ascii="Times New Roman" w:hAnsi="Times New Roman" w:eastAsia="Times New Roman" w:cs="Times New Roman"/>
+        </w:rPr>
+        <w:t xml:space="preserve">、</w:t>
+      </w:r>
+      <m:oMath>
+        <m:r>
+          <m:t>C</m:t>
+        </m:r>
+        <m:sSup>
+          <m:e>
+            <m:r>
+              <m:t>l</m:t>
+            </m:r>
+          </m:e>
+          <m:sup>
+            <m:r>
+              <m:rPr>
+                <m:sty m:val="p"/>
+              </m:rPr>
+              <m:t>−</m:t>
+            </m:r>
+          </m:sup>
+        </m:sSup>
+      </m:oMath>
       <w:r>
         <w:rPr>
           <w:rFonts w:ascii="Times New Roman" w:hAnsi="Times New Roman" w:eastAsia="Times New Roman" w:cs="Times New Roman"/>
@@ -2084,15 +2157,31 @@
         <w:rPr>
           <w:rFonts w:ascii="Times New Roman" w:hAnsi="Times New Roman" w:eastAsia="Times New Roman" w:cs="Times New Roman"/>
         </w:rPr>
-        <w:t xml:space="preserve"> Fe</w:t>
-      </w:r>
-      <w:r>
-        <w:rPr>
-          <w:rFonts w:ascii="Times New Roman" w:hAnsi="Times New Roman" w:eastAsia="Times New Roman" w:cs="Times New Roman"/>
-          <w:vertAlign w:val="superscript"/>
-        </w:rPr>
-        <w:t>3+</w:t>
-      </w:r>
+        <w:t xml:space="preserve"> </w:t>
+      </w:r>
+      <m:oMath>
+        <m:r>
+          <m:t>F</m:t>
+        </m:r>
+        <m:sSup>
+          <m:e>
+            <m:r>
+              <m:t>e</m:t>
+            </m:r>
+          </m:e>
+          <m:sup>
+            <m:r>
+              <m:t>3</m:t>
+            </m:r>
+            <m:r>
+              <m:rPr>
+                <m:sty m:val="p"/>
+              </m:rPr>
+              <m:t>+</m:t>
+            </m:r>
+          </m:sup>
+        </m:sSup>
+      </m:oMath>
       <w:r>
         <w:rPr>
           <w:rFonts w:ascii="Times New Roman" w:hAnsi="Times New Roman" w:eastAsia="Times New Roman" w:cs="Times New Roman"/>
@@ -2109,15 +2198,31 @@
         <w:rPr>
           <w:rFonts w:ascii="Times New Roman" w:hAnsi="Times New Roman" w:eastAsia="Times New Roman" w:cs="Times New Roman"/>
         </w:rPr>
-        <w:t xml:space="preserve"> KMnO</w:t>
-      </w:r>
-      <w:r>
-        <w:rPr>
-          <w:rFonts w:ascii="Times New Roman" w:hAnsi="Times New Roman" w:eastAsia="Times New Roman" w:cs="Times New Roman"/>
-          <w:vertAlign w:val="subscript"/>
-        </w:rPr>
-        <w:t>4</w:t>
-      </w:r>
+        <w:t xml:space="preserve"> </w:t>
+      </w:r>
+      <m:oMath>
+        <m:r>
+          <m:t>K</m:t>
+        </m:r>
+        <m:r>
+          <m:t>M</m:t>
+        </m:r>
+        <m:r>
+          <m:t>n</m:t>
+        </m:r>
+        <m:sSub>
+          <m:e>
+            <m:r>
+              <m:t>O</m:t>
+            </m:r>
+          </m:e>
+          <m:sub>
+            <m:r>
+              <m:t>4</m:t>
+            </m:r>
+          </m:sub>
+        </m:sSub>
+      </m:oMath>
       <w:r>
         <w:rPr>
           <w:rFonts w:ascii="Times New Roman" w:hAnsi="Times New Roman" w:eastAsia="Times New Roman" w:cs="Times New Roman"/>
@@ -5727,15 +5832,31 @@
         <w:rPr>
           <w:rFonts w:hint="eastAsia" w:ascii="Times New Roman" w:hAnsi="Times New Roman" w:eastAsia="Times New Roman" w:cs="Times New Roman"/>
         </w:rPr>
-        <w:t>。Cu</w:t>
-      </w:r>
-      <w:r>
-        <w:rPr>
-          <w:rFonts w:hint="eastAsia" w:ascii="Times New Roman" w:hAnsi="Times New Roman" w:eastAsia="Times New Roman" w:cs="Times New Roman"/>
-          <w:vertAlign w:val="superscript"/>
-        </w:rPr>
-        <w:t>2+</w:t>
-      </w:r>
+        <w:t>。</w:t>
+      </w:r>
+      <m:oMath>
+        <m:r>
+          <m:t>C</m:t>
+        </m:r>
+        <m:sSup>
+          <m:e>
+            <m:r>
+              <m:t>u</m:t>
+            </m:r>
+          </m:e>
+          <m:sup>
+            <m:r>
+              <m:t>2</m:t>
+            </m:r>
+            <m:r>
+              <m:rPr>
+                <m:sty m:val="p"/>
+              </m:rPr>
+              <m:t>+</m:t>
+            </m:r>
+          </m:sup>
+        </m:sSup>
+      </m:oMath>
       <w:r>
         <w:rPr>
           <w:rFonts w:ascii="Times New Roman" w:hAnsi="Times New Roman" w:eastAsia="Times New Roman" w:cs="Times New Roman"/>
@@ -6190,15 +6311,25 @@
         <w:rPr>
           <w:rFonts w:ascii="Times New Roman" w:hAnsi="Times New Roman" w:eastAsia="Times New Roman" w:cs="Times New Roman"/>
         </w:rPr>
-        <w:t xml:space="preserve"> sp</w:t>
-      </w:r>
-      <w:r>
-        <w:rPr>
-          <w:rFonts w:ascii="Times New Roman" w:hAnsi="Times New Roman" w:eastAsia="Times New Roman" w:cs="Times New Roman"/>
-          <w:vertAlign w:val="superscript"/>
-        </w:rPr>
-        <w:t>3</w:t>
-      </w:r>
+        <w:t xml:space="preserve"> </w:t>
+      </w:r>
+      <m:oMath>
+        <m:r>
+          <m:t>s</m:t>
+        </m:r>
+        <m:sSup>
+          <m:e>
+            <m:r>
+              <m:t>p</m:t>
+            </m:r>
+          </m:e>
+          <m:sup>
+            <m:r>
+              <m:t>3</m:t>
+            </m:r>
+          </m:sup>
+        </m:sSup>
+      </m:oMath>
       <w:r>
         <w:rPr>
           <w:rFonts w:ascii="Times New Roman" w:hAnsi="Times New Roman" w:eastAsia="Times New Roman" w:cs="Times New Roman"/>
@@ -6435,15 +6566,25 @@
         <w:rPr>
           <w:rFonts w:ascii="Times New Roman" w:hAnsi="Times New Roman" w:eastAsia="Times New Roman" w:cs="Times New Roman"/>
         </w:rPr>
-        <w:t xml:space="preserve"> NF</w:t>
-      </w:r>
-      <w:r>
-        <w:rPr>
-          <w:rFonts w:ascii="Times New Roman" w:hAnsi="Times New Roman" w:eastAsia="Times New Roman" w:cs="Times New Roman"/>
-          <w:vertAlign w:val="subscript"/>
-        </w:rPr>
-        <w:t>3</w:t>
-      </w:r>
+        <w:t xml:space="preserve"> </w:t>
+      </w:r>
+      <m:oMath>
+        <m:r>
+          <m:t>N</m:t>
+        </m:r>
+        <m:sSub>
+          <m:e>
+            <m:r>
+              <m:t>F</m:t>
+            </m:r>
+          </m:e>
+          <m:sub>
+            <m:r>
+              <m:t>3</m:t>
+            </m:r>
+          </m:sub>
+        </m:sSub>
+      </m:oMath>
       <w:r>
         <w:rPr>
           <w:rFonts w:ascii="Times New Roman" w:hAnsi="Times New Roman" w:eastAsia="Times New Roman" w:cs="Times New Roman"/>
@@ -6460,15 +6601,25 @@
         <w:rPr>
           <w:rFonts w:ascii="Times New Roman" w:hAnsi="Times New Roman" w:eastAsia="Times New Roman" w:cs="Times New Roman"/>
         </w:rPr>
-        <w:t xml:space="preserve"> NH</w:t>
-      </w:r>
-      <w:r>
-        <w:rPr>
-          <w:rFonts w:ascii="Times New Roman" w:hAnsi="Times New Roman" w:eastAsia="Times New Roman" w:cs="Times New Roman"/>
-          <w:vertAlign w:val="subscript"/>
-        </w:rPr>
-        <w:t>3</w:t>
-      </w:r>
+        <w:t xml:space="preserve"> </w:t>
+      </w:r>
+      <m:oMath>
+        <m:r>
+          <m:t>N</m:t>
+        </m:r>
+        <m:sSub>
+          <m:e>
+            <m:r>
+              <m:t>H</m:t>
+            </m:r>
+          </m:e>
+          <m:sub>
+            <m:r>
+              <m:t>3</m:t>
+            </m:r>
+          </m:sub>
+        </m:sSub>
+      </m:oMath>
       <w:r>
         <w:rPr>
           <w:rFonts w:ascii="Times New Roman" w:hAnsi="Times New Roman" w:eastAsia="Times New Roman" w:cs="Times New Roman"/>
@@ -6497,15 +6648,25 @@
         <w:rPr>
           <w:rFonts w:ascii="Times New Roman" w:hAnsi="Times New Roman" w:eastAsia="Times New Roman" w:cs="Times New Roman"/>
         </w:rPr>
-        <w:t xml:space="preserve"> NF</w:t>
-      </w:r>
-      <w:r>
-        <w:rPr>
-          <w:rFonts w:ascii="Times New Roman" w:hAnsi="Times New Roman" w:eastAsia="Times New Roman" w:cs="Times New Roman"/>
-          <w:vertAlign w:val="subscript"/>
-        </w:rPr>
-        <w:t>3</w:t>
-      </w:r>
+        <w:t xml:space="preserve"> </w:t>
+      </w:r>
+      <m:oMath>
+        <m:r>
+          <m:t>N</m:t>
+        </m:r>
+        <m:sSub>
+          <m:e>
+            <m:r>
+              <m:t>F</m:t>
+            </m:r>
+          </m:e>
+          <m:sub>
+            <m:r>
+              <m:t>3</m:t>
+            </m:r>
+          </m:sub>
+        </m:sSub>
+      </m:oMath>
       <w:r>
         <w:rPr>
           <w:rFonts w:ascii="Times New Roman" w:hAnsi="Times New Roman" w:eastAsia="Times New Roman" w:cs="Times New Roman"/>
@@ -6522,15 +6683,31 @@
         <w:rPr>
           <w:rFonts w:ascii="Times New Roman" w:hAnsi="Times New Roman" w:eastAsia="Times New Roman" w:cs="Times New Roman"/>
         </w:rPr>
-        <w:t xml:space="preserve"> Cu</w:t>
-      </w:r>
-      <w:r>
-        <w:rPr>
-          <w:rFonts w:ascii="Times New Roman" w:hAnsi="Times New Roman" w:eastAsia="Times New Roman" w:cs="Times New Roman"/>
-          <w:vertAlign w:val="superscript"/>
-        </w:rPr>
-        <w:t>2+</w:t>
-      </w:r>
+        <w:t xml:space="preserve"> </w:t>
+      </w:r>
+      <m:oMath>
+        <m:r>
+          <m:t>C</m:t>
+        </m:r>
+        <m:sSup>
+          <m:e>
+            <m:r>
+              <m:t>u</m:t>
+            </m:r>
+          </m:e>
+          <m:sup>
+            <m:r>
+              <m:t>2</m:t>
+            </m:r>
+            <m:r>
+              <m:rPr>
+                <m:sty m:val="p"/>
+              </m:rPr>
+              <m:t>+</m:t>
+            </m:r>
+          </m:sup>
+        </m:sSup>
+      </m:oMath>
       <w:r>
         <w:rPr>
           <w:rFonts w:ascii="Times New Roman" w:hAnsi="Times New Roman" w:eastAsia="Times New Roman" w:cs="Times New Roman"/>
@@ -7289,15 +7466,31 @@
         <w:rPr>
           <w:rFonts w:ascii="Times New Roman" w:hAnsi="Times New Roman" w:eastAsia="Times New Roman" w:cs="Times New Roman"/>
         </w:rPr>
-        <w:t xml:space="preserve"> MnCl</w:t>
-      </w:r>
-      <w:r>
-        <w:rPr>
-          <w:rFonts w:ascii="Times New Roman" w:hAnsi="Times New Roman" w:eastAsia="Times New Roman" w:cs="Times New Roman"/>
-          <w:vertAlign w:val="subscript"/>
-        </w:rPr>
-        <w:t>2</w:t>
-      </w:r>
+        <w:t xml:space="preserve"> </w:t>
+      </w:r>
+      <m:oMath>
+        <m:r>
+          <m:t>M</m:t>
+        </m:r>
+        <m:r>
+          <m:t>n</m:t>
+        </m:r>
+        <m:r>
+          <m:t>C</m:t>
+        </m:r>
+        <m:sSub>
+          <m:e>
+            <m:r>
+              <m:t>l</m:t>
+            </m:r>
+          </m:e>
+          <m:sub>
+            <m:r>
+              <m:t>2</m:t>
+            </m:r>
+          </m:sub>
+        </m:sSub>
+      </m:oMath>
       <w:r>
         <w:rPr>
           <w:rFonts w:ascii="Times New Roman" w:hAnsi="Times New Roman" w:eastAsia="Times New Roman" w:cs="Times New Roman"/>
@@ -14886,15 +15079,25 @@
         <w:rPr>
           <w:rFonts w:hint="eastAsia" w:ascii="Times New Roman" w:hAnsi="Times New Roman" w:eastAsia="Times New Roman" w:cs="Times New Roman"/>
         </w:rPr>
-        <w:t>—NH</w:t>
-      </w:r>
-      <w:r>
-        <w:rPr>
-          <w:rFonts w:hint="eastAsia" w:ascii="Times New Roman" w:hAnsi="Times New Roman" w:eastAsia="Times New Roman" w:cs="Times New Roman"/>
-          <w:vertAlign w:val="subscript"/>
-        </w:rPr>
-        <w:t>2</w:t>
-      </w:r>
+        <w:t>—</w:t>
+      </w:r>
+      <m:oMath>
+        <m:r>
+          <m:t>N</m:t>
+        </m:r>
+        <m:sSub>
+          <m:e>
+            <m:r>
+              <m:t>H</m:t>
+            </m:r>
+          </m:e>
+          <m:sub>
+            <m:r>
+              <m:t>2</m:t>
+            </m:r>
+          </m:sub>
+        </m:sSub>
+      </m:oMath>
       <w:r>
         <w:rPr>
           <w:rFonts w:ascii="Times New Roman" w:hAnsi="Times New Roman" w:eastAsia="Times New Roman" w:cs="Times New Roman"/>
@@ -20698,7 +20901,7 @@
     <ns0:name ns0:val="Verbatim Char"/>
     <ns0:basedOn ns0:val="BodyTextChar"/>
     <ns0:rPr>
-      <ns0:rFonts ns0:ascii="Times New Roman" ns0:cs="Times New Roman" ns0:eastAsia="FangSong" ns0:hAnsi="Times New Roman"/>
+      <ns0:rFonts ns0:ascii="SimSun" ns0:cs="SimSun" ns0:eastAsia="SimSun" ns0:hAnsi="SimSun"/>
       <ns0:b ns0:val="0"/>
       <ns0:sz ns0:val="20"/>
     </ns0:rPr>
@@ -20760,7 +20963,7 @@
       <w:wordWrap w:val="off"/>
     </w:pPr>
     <ns0:rPr>
-      <w:rFonts ns0:ascii="Times New Roman" ns0:hAnsi="Times New Roman" ns0:eastAsia="FangSong" ns0:cs="Times New Roman"/>
+      <w:rFonts ns0:ascii="SimSun" ns0:hAnsi="SimSun" ns0:eastAsia="SimSun" ns0:cs="SimSun"/>
     </ns0:rPr>
   </w:style>
   <w:style w:type="character" w:customStyle="1" w:styleId="KeywordTok">

--- a/00-首页/题组Word/专项卷/二分册/专项卷XII-教师版.docx
+++ b/00-首页/题组Word/专项卷/二分册/专项卷XII-教师版.docx
@@ -476,12 +476,53 @@
     <w:p>
       <w:pPr>
         <w:pStyle w:val="BodyText"/>
-      </w:pPr>
-      <w:r>
-        <w:rPr>
-          <w:rFonts w:ascii="Times New Roman" w:hAnsi="Times New Roman" w:eastAsia="Times New Roman" w:cs="Times New Roman"/>
-        </w:rPr>
-        <w:t xml:space="preserve">A. ①④⑥　　B. ①③④⑤⑥　　C. ①③④⑤　　D. </w:t>
+        <w:ind w:left="480" w:hanging="480"/>
+        <w:spacing w:after="0"/>
+      </w:pPr>
+      <w:r>
+        <w:rPr>
+          <w:rFonts w:ascii="Times New Roman" w:hAnsi="Times New Roman" w:eastAsia="Times New Roman" w:cs="Times New Roman"/>
+        </w:rPr>
+        <w:t xml:space="preserve">A. ①④⑥　　</w:t>
+      </w:r>
+    </w:p>
+    <w:p>
+      <w:pPr>
+        <w:pStyle w:val="BodyText"/>
+        <w:ind w:left="480" w:hanging="480"/>
+        <w:spacing w:before="0" w:after="0"/>
+      </w:pPr>
+      <w:r>
+        <w:rPr>
+          <w:rFonts w:ascii="Times New Roman" w:hAnsi="Times New Roman" w:eastAsia="Times New Roman" w:cs="Times New Roman"/>
+        </w:rPr>
+        <w:t xml:space="preserve">B. ①③④⑤⑥　　</w:t>
+      </w:r>
+    </w:p>
+    <w:p>
+      <w:pPr>
+        <w:pStyle w:val="BodyText"/>
+        <w:ind w:left="480" w:hanging="480"/>
+        <w:spacing w:before="0" w:after="0"/>
+      </w:pPr>
+      <w:r>
+        <w:rPr>
+          <w:rFonts w:ascii="Times New Roman" w:hAnsi="Times New Roman" w:eastAsia="Times New Roman" w:cs="Times New Roman"/>
+        </w:rPr>
+        <w:t xml:space="preserve">C. ①③④⑤　　</w:t>
+      </w:r>
+    </w:p>
+    <w:p>
+      <w:pPr>
+        <w:pStyle w:val="BodyText"/>
+        <w:ind w:left="480" w:hanging="480"/>
+        <w:spacing w:before="0" w:after="180"/>
+      </w:pPr>
+      <w:r>
+        <w:rPr>
+          <w:rFonts w:ascii="Times New Roman" w:hAnsi="Times New Roman" w:eastAsia="Times New Roman" w:cs="Times New Roman"/>
+        </w:rPr>
+        <w:t xml:space="preserve">D. </w:t>
       </w:r>
       <w:r>
         <w:rPr>
@@ -6158,7 +6199,7 @@
         </w:rPr>
         <w:drawing>
           <wp:inline>
-            <wp:extent cx="3600000" cy="2314285"/>
+            <wp:extent cx="3600000" cy="2289401"/>
             <wp:effectExtent b="0" l="0" r="0" t="0"/>
             <wp:docPr descr="" title="" id="24" name="Picture"/>
             <a:graphic>
@@ -6179,7 +6220,7 @@
                   <pic:spPr bwMode="auto">
                     <a:xfrm>
                       <a:off x="0" y="0"/>
-                      <a:ext cx="3600000" cy="2314285"/>
+                      <a:ext cx="3600000" cy="2289401"/>
                     </a:xfrm>
                     <a:prstGeom prst="rect">
                       <a:avLst/>
@@ -10258,6 +10299,8 @@
     <w:p>
       <w:pPr>
         <w:pStyle w:val="FirstParagraph"/>
+        <w:ind w:left="480" w:hanging="480"/>
+        <w:spacing w:after="0"/>
       </w:pPr>
       <w:r>
         <w:rPr>
@@ -10373,6 +10416,13 @@
         </w:rPr>
         <w:t xml:space="preserve"> </w:t>
       </w:r>
+    </w:p>
+    <w:p>
+      <w:pPr>
+        <w:pStyle w:val="FirstParagraph"/>
+        <w:ind w:left="480" w:hanging="480"/>
+        <w:spacing w:before="0" w:after="0"/>
+      </w:pPr>
       <w:r>
         <w:rPr>
           <w:rFonts w:ascii="Times New Roman" w:hAnsi="Times New Roman" w:eastAsia="Times New Roman" w:cs="Times New Roman"/>
@@ -10415,6 +10465,13 @@
         </w:rPr>
         <w:t xml:space="preserve"> </w:t>
       </w:r>
+    </w:p>
+    <w:p>
+      <w:pPr>
+        <w:pStyle w:val="FirstParagraph"/>
+        <w:ind w:left="480" w:hanging="480"/>
+        <w:spacing w:before="0" w:after="0"/>
+      </w:pPr>
       <w:r>
         <w:rPr>
           <w:rFonts w:ascii="Times New Roman" w:hAnsi="Times New Roman" w:eastAsia="Times New Roman" w:cs="Times New Roman"/>
@@ -10469,6 +10526,13 @@
         </w:rPr>
         <w:t xml:space="preserve"> </w:t>
       </w:r>
+    </w:p>
+    <w:p>
+      <w:pPr>
+        <w:pStyle w:val="FirstParagraph"/>
+        <w:ind w:left="480" w:hanging="480"/>
+        <w:spacing w:before="0" w:after="0"/>
+      </w:pPr>
       <w:r>
         <w:rPr>
           <w:rFonts w:ascii="Times New Roman" w:hAnsi="Times New Roman" w:eastAsia="Times New Roman" w:cs="Times New Roman"/>
@@ -10511,6 +10575,13 @@
         </w:rPr>
         <w:t xml:space="preserve"> </w:t>
       </w:r>
+    </w:p>
+    <w:p>
+      <w:pPr>
+        <w:pStyle w:val="FirstParagraph"/>
+        <w:ind w:left="480" w:hanging="480"/>
+        <w:spacing w:before="0" w:after="180"/>
+      </w:pPr>
       <w:r>
         <w:rPr>
           <w:rFonts w:ascii="Times New Roman" w:hAnsi="Times New Roman" w:eastAsia="Times New Roman" w:cs="Times New Roman"/>
@@ -15381,7 +15452,7 @@
         </w:rPr>
         <w:drawing>
           <wp:inline>
-            <wp:extent cx="3600000" cy="631265"/>
+            <wp:extent cx="3600000" cy="628288"/>
             <wp:effectExtent b="0" l="0" r="0" t="0"/>
             <wp:docPr descr="" title="" id="65" name="Picture"/>
             <a:graphic>
@@ -15402,7 +15473,7 @@
                   <pic:spPr bwMode="auto">
                     <a:xfrm>
                       <a:off x="0" y="0"/>
-                      <a:ext cx="3600000" cy="631265"/>
+                      <a:ext cx="3600000" cy="628288"/>
                     </a:xfrm>
                     <a:prstGeom prst="rect">
                       <a:avLst/>
@@ -17530,7 +17601,7 @@
         </w:rPr>
         <w:drawing>
           <wp:inline>
-            <wp:extent cx="3600000" cy="1779545"/>
+            <wp:extent cx="3574431" cy="1779545"/>
             <wp:effectExtent b="0" l="0" r="0" t="0"/>
             <wp:docPr descr="" title="" id="75" name="Picture"/>
             <a:graphic>
@@ -17551,7 +17622,7 @@
                   <pic:spPr bwMode="auto">
                     <a:xfrm>
                       <a:off x="0" y="0"/>
-                      <a:ext cx="3600000" cy="1779545"/>
+                      <a:ext cx="3574431" cy="1779545"/>
                     </a:xfrm>
                     <a:prstGeom prst="rect">
                       <a:avLst/>
@@ -18650,7 +18721,7 @@
         </w:rPr>
         <w:drawing>
           <wp:inline>
-            <wp:extent cx="2438400" cy="1625600"/>
+            <wp:extent cx="2365711" cy="1625600"/>
             <wp:effectExtent b="0" l="0" r="0" t="0"/>
             <wp:docPr descr="" title="" id="83" name="Picture"/>
             <a:graphic>
@@ -18671,7 +18742,7 @@
                   <pic:spPr bwMode="auto">
                     <a:xfrm>
                       <a:off x="0" y="0"/>
-                      <a:ext cx="2438400" cy="1625600"/>
+                      <a:ext cx="2365711" cy="1625600"/>
                     </a:xfrm>
                     <a:prstGeom prst="rect">
                       <a:avLst/>

--- a/00-首页/题组Word/专项卷/二分册/专项卷XII-教师版.docx
+++ b/00-首页/题组Word/专项卷/二分册/专项卷XII-教师版.docx
@@ -16232,7 +16232,7 @@
                       </m:e>
                       <m:lim>
                         <m:r>
-                          <m:t>​</m:t>
+                          <m:t xml:space="preserve"> </m:t>
                         </m:r>
                       </m:lim>
                     </m:limUpp>
@@ -16648,7 +16648,7 @@
                       </m:e>
                       <m:lim>
                         <m:r>
-                          <m:t>​</m:t>
+                          <m:t xml:space="preserve"> </m:t>
                         </m:r>
                       </m:lim>
                     </m:limUpp>

--- a/00-首页/题组Word/专项卷/二分册/专项卷XII-教师版.docx
+++ b/00-首页/题组Word/专项卷/二分册/专项卷XII-教师版.docx
@@ -476,8 +476,8 @@
     <w:p>
       <w:pPr>
         <w:pStyle w:val="BodyText"/>
+        <w:spacing w:before="0" w:after="0"/>
         <w:ind w:left="480" w:hanging="480"/>
-        <w:spacing w:after="0"/>
       </w:pPr>
       <w:r>
         <w:rPr>
@@ -489,34 +489,34 @@
     <w:p>
       <w:pPr>
         <w:pStyle w:val="BodyText"/>
+        <w:spacing w:before="0" w:after="0"/>
         <w:ind w:left="480" w:hanging="480"/>
+      </w:pPr>
+      <w:r>
+        <w:rPr>
+          <w:rFonts w:ascii="Times New Roman" w:hAnsi="Times New Roman" w:eastAsia="Times New Roman" w:cs="Times New Roman"/>
+        </w:rPr>
+        <w:t xml:space="preserve">B. ①③④⑤⑥　　</w:t>
+      </w:r>
+    </w:p>
+    <w:p>
+      <w:pPr>
+        <w:pStyle w:val="BodyText"/>
         <w:spacing w:before="0" w:after="0"/>
-      </w:pPr>
-      <w:r>
-        <w:rPr>
-          <w:rFonts w:ascii="Times New Roman" w:hAnsi="Times New Roman" w:eastAsia="Times New Roman" w:cs="Times New Roman"/>
-        </w:rPr>
-        <w:t xml:space="preserve">B. ①③④⑤⑥　　</w:t>
+        <w:ind w:left="480" w:hanging="480"/>
+      </w:pPr>
+      <w:r>
+        <w:rPr>
+          <w:rFonts w:ascii="Times New Roman" w:hAnsi="Times New Roman" w:eastAsia="Times New Roman" w:cs="Times New Roman"/>
+        </w:rPr>
+        <w:t xml:space="preserve">C. ①③④⑤　　</w:t>
       </w:r>
     </w:p>
     <w:p>
       <w:pPr>
         <w:pStyle w:val="BodyText"/>
+        <w:spacing w:before="0" w:after="0"/>
         <w:ind w:left="480" w:hanging="480"/>
-        <w:spacing w:before="0" w:after="0"/>
-      </w:pPr>
-      <w:r>
-        <w:rPr>
-          <w:rFonts w:ascii="Times New Roman" w:hAnsi="Times New Roman" w:eastAsia="Times New Roman" w:cs="Times New Roman"/>
-        </w:rPr>
-        <w:t xml:space="preserve">C. ①③④⑤　　</w:t>
-      </w:r>
-    </w:p>
-    <w:p>
-      <w:pPr>
-        <w:pStyle w:val="BodyText"/>
-        <w:ind w:left="480" w:hanging="480"/>
-        <w:spacing w:before="0" w:after="180"/>
       </w:pPr>
       <w:r>
         <w:rPr>
@@ -927,6 +927,14 @@
       <w:tblPr>
         <w:tblStyle w:val="Table"/>
         <w:tblW w:type="auto" w:w="0"/>
+        <w:tblBorders>
+          <w:top w:val="single" w:sz="12" w:space="0" w:color="000000"/>
+          <w:left w:val="none" w:sz="0" w:space="0" w:color="auto"/>
+          <w:bottom w:val="single" w:sz="12" w:space="0" w:color="000000"/>
+          <w:right w:val="none" w:sz="0" w:space="0" w:color="auto"/>
+          <w:insideH w:val="none" w:sz="0" w:space="0" w:color="auto"/>
+          <w:insideV w:val="none" w:sz="0" w:space="0" w:color="auto"/>
+        </w:tblBorders>
         <w:tblLook w:firstRow="1" w:lastRow="0" w:firstColumn="0" w:lastColumn="0" w:noHBand="0" w:noVBand="0" w:val="0020"/>
       </w:tblPr>
       <w:tblGrid>
@@ -942,7 +950,11 @@
           <w:tblHeader w:val="on"/>
         </w:trPr>
         <w:tc>
-          <w:tcPr/>
+          <w:tcPr>
+            <w:tcBorders>
+              <w:bottom w:val="single" w:sz="8" w:space="0" w:color="000000"/>
+            </w:tcBorders>
+          </w:tcPr>
           <w:p>
             <w:pPr>
               <w:pStyle w:val="Compact"/>
@@ -958,7 +970,11 @@
           </w:p>
         </w:tc>
         <w:tc>
-          <w:tcPr/>
+          <w:tcPr>
+            <w:tcBorders>
+              <w:bottom w:val="single" w:sz="8" w:space="0" w:color="000000"/>
+            </w:tcBorders>
+          </w:tcPr>
           <w:p>
             <w:pPr>
               <w:pStyle w:val="Compact"/>
@@ -974,7 +990,11 @@
           </w:p>
         </w:tc>
         <w:tc>
-          <w:tcPr/>
+          <w:tcPr>
+            <w:tcBorders>
+              <w:bottom w:val="single" w:sz="8" w:space="0" w:color="000000"/>
+            </w:tcBorders>
+          </w:tcPr>
           <w:p>
             <w:pPr>
               <w:pStyle w:val="Compact"/>
@@ -990,7 +1010,11 @@
           </w:p>
         </w:tc>
         <w:tc>
-          <w:tcPr/>
+          <w:tcPr>
+            <w:tcBorders>
+              <w:bottom w:val="single" w:sz="8" w:space="0" w:color="000000"/>
+            </w:tcBorders>
+          </w:tcPr>
           <w:p>
             <w:pPr>
               <w:pStyle w:val="Compact"/>
@@ -1006,7 +1030,11 @@
           </w:p>
         </w:tc>
         <w:tc>
-          <w:tcPr/>
+          <w:tcPr>
+            <w:tcBorders>
+              <w:bottom w:val="single" w:sz="8" w:space="0" w:color="000000"/>
+            </w:tcBorders>
+          </w:tcPr>
           <w:p>
             <w:pPr>
               <w:pStyle w:val="Compact"/>
@@ -1022,7 +1050,11 @@
           </w:p>
         </w:tc>
         <w:tc>
-          <w:tcPr/>
+          <w:tcPr>
+            <w:tcBorders>
+              <w:bottom w:val="single" w:sz="8" w:space="0" w:color="000000"/>
+            </w:tcBorders>
+          </w:tcPr>
           <w:p>
             <w:pPr>
               <w:pStyle w:val="Compact"/>
@@ -1176,6 +1208,7 @@
     <w:p>
       <w:pPr>
         <w:pStyle w:val="BodyText"/>
+        <w:spacing w:before="0" w:after="0"/>
       </w:pPr>
       <w:r>
         <w:rPr>
@@ -1193,6 +1226,7 @@
     <w:p>
       <w:pPr>
         <w:pStyle w:val="BodyText"/>
+        <w:spacing w:before="0" w:after="0"/>
       </w:pPr>
       <w:r>
         <w:rPr>
@@ -1222,6 +1256,7 @@
     <w:p>
       <w:pPr>
         <w:pStyle w:val="BodyText"/>
+        <w:spacing w:before="0" w:after="0"/>
       </w:pPr>
       <w:r>
         <w:rPr>
@@ -1475,6 +1510,7 @@
     <w:p>
       <w:pPr>
         <w:pStyle w:val="BodyText"/>
+        <w:spacing w:before="0" w:after="0"/>
       </w:pPr>
       <w:r>
         <w:rPr>
@@ -1730,6 +1766,7 @@
     <w:p>
       <w:pPr>
         <w:pStyle w:val="BodyText"/>
+        <w:spacing w:before="0" w:after="0"/>
       </w:pPr>
       <w:r>
         <w:rPr>
@@ -1747,6 +1784,7 @@
     <w:p>
       <w:pPr>
         <w:pStyle w:val="BodyText"/>
+        <w:spacing w:before="0" w:after="0"/>
       </w:pPr>
       <w:r>
         <w:rPr>
@@ -1764,6 +1802,7 @@
     <w:p>
       <w:pPr>
         <w:pStyle w:val="BodyText"/>
+        <w:spacing w:before="0" w:after="0"/>
       </w:pPr>
       <w:r>
         <w:rPr>
@@ -1781,6 +1820,7 @@
     <w:p>
       <w:pPr>
         <w:pStyle w:val="BodyText"/>
+        <w:spacing w:before="0" w:after="0"/>
       </w:pPr>
       <w:r>
         <w:rPr>
@@ -5327,6 +5367,7 @@
     <w:p>
       <w:pPr>
         <w:pStyle w:val="BodyText"/>
+        <w:spacing w:before="0" w:after="0"/>
       </w:pPr>
       <w:r>
         <w:rPr>
@@ -5350,6 +5391,7 @@
     <w:p>
       <w:pPr>
         <w:pStyle w:val="BodyText"/>
+        <w:spacing w:before="0" w:after="0"/>
       </w:pPr>
       <w:r>
         <w:rPr>
@@ -5428,6 +5470,7 @@
     <w:p>
       <w:pPr>
         <w:pStyle w:val="BodyText"/>
+        <w:spacing w:before="0" w:after="0"/>
       </w:pPr>
       <w:r>
         <w:rPr>
@@ -5506,6 +5549,7 @@
     <w:p>
       <w:pPr>
         <w:pStyle w:val="BodyText"/>
+        <w:spacing w:before="0" w:after="0"/>
       </w:pPr>
       <w:r>
         <w:rPr>
@@ -6323,6 +6367,7 @@
     <w:p>
       <w:pPr>
         <w:pStyle w:val="BodyText"/>
+        <w:spacing w:before="0" w:after="0"/>
       </w:pPr>
       <w:r>
         <w:rPr>
@@ -6387,6 +6432,7 @@
     <w:p>
       <w:pPr>
         <w:pStyle w:val="BodyText"/>
+        <w:spacing w:before="0" w:after="0"/>
       </w:pPr>
       <w:r>
         <w:rPr>
@@ -6428,6 +6474,7 @@
     <w:p>
       <w:pPr>
         <w:pStyle w:val="BodyText"/>
+        <w:spacing w:before="0" w:after="0"/>
       </w:pPr>
       <w:r>
         <w:rPr>
@@ -6457,6 +6504,7 @@
     <w:p>
       <w:pPr>
         <w:pStyle w:val="BodyText"/>
+        <w:spacing w:before="0" w:after="0"/>
       </w:pPr>
       <w:r>
         <w:rPr>
@@ -10299,8 +10347,8 @@
     <w:p>
       <w:pPr>
         <w:pStyle w:val="FirstParagraph"/>
+        <w:spacing w:before="0" w:after="0"/>
         <w:ind w:left="480" w:hanging="480"/>
-        <w:spacing w:after="0"/>
       </w:pPr>
       <w:r>
         <w:rPr>
@@ -10420,20 +10468,69 @@
     <w:p>
       <w:pPr>
         <w:pStyle w:val="FirstParagraph"/>
+        <w:spacing w:before="0" w:after="0"/>
         <w:ind w:left="480" w:hanging="480"/>
+      </w:pPr>
+      <w:r>
+        <w:rPr>
+          <w:rFonts w:ascii="Times New Roman" w:hAnsi="Times New Roman" w:eastAsia="Times New Roman" w:cs="Times New Roman"/>
+        </w:rPr>
+        <w:t xml:space="preserve">A. </w:t>
+      </w:r>
+      <w:r>
+        <w:rPr>
+          <w:rFonts w:hint="eastAsia" w:ascii="Times New Roman" w:hAnsi="Times New Roman" w:eastAsia="FangSong" w:cs="Times New Roman"/>
+        </w:rPr>
+        <w:t>液体分两层</w:t>
+      </w:r>
+      <w:r>
+        <w:rPr>
+          <w:rFonts w:hint="eastAsia" w:ascii="Times New Roman" w:hAnsi="Times New Roman" w:eastAsia="Times New Roman" w:cs="Times New Roman"/>
+        </w:rPr>
+        <w:t>，</w:t>
+      </w:r>
+      <w:r>
+        <w:rPr>
+          <w:rFonts w:hint="eastAsia" w:ascii="Times New Roman" w:hAnsi="Times New Roman" w:eastAsia="FangSong" w:cs="Times New Roman"/>
+        </w:rPr>
+        <w:t>石蕊层仍为紫色</w:t>
+      </w:r>
+      <w:r>
+        <w:rPr>
+          <w:rFonts w:hint="eastAsia" w:ascii="Times New Roman" w:hAnsi="Times New Roman" w:eastAsia="Times New Roman" w:cs="Times New Roman"/>
+        </w:rPr>
+        <w:t>，</w:t>
+      </w:r>
+      <w:r>
+        <w:rPr>
+          <w:rFonts w:hint="eastAsia" w:ascii="Times New Roman" w:hAnsi="Times New Roman" w:eastAsia="FangSong" w:cs="Times New Roman"/>
+        </w:rPr>
+        <w:t>有机层呈无色</w:t>
+      </w:r>
+      <w:r>
+        <w:rPr>
+          <w:rFonts w:ascii="Times New Roman" w:hAnsi="Times New Roman" w:eastAsia="Times New Roman" w:cs="Times New Roman"/>
+        </w:rPr>
+        <w:t xml:space="preserve"> </w:t>
+      </w:r>
+    </w:p>
+    <w:p>
+      <w:pPr>
+        <w:pStyle w:val="FirstParagraph"/>
         <w:spacing w:before="0" w:after="0"/>
-      </w:pPr>
-      <w:r>
-        <w:rPr>
-          <w:rFonts w:ascii="Times New Roman" w:hAnsi="Times New Roman" w:eastAsia="Times New Roman" w:cs="Times New Roman"/>
-        </w:rPr>
-        <w:t xml:space="preserve">A. </w:t>
-      </w:r>
-      <w:r>
-        <w:rPr>
-          <w:rFonts w:hint="eastAsia" w:ascii="Times New Roman" w:hAnsi="Times New Roman" w:eastAsia="FangSong" w:cs="Times New Roman"/>
-        </w:rPr>
-        <w:t>液体分两层</w:t>
+        <w:ind w:left="480" w:hanging="480"/>
+      </w:pPr>
+      <w:r>
+        <w:rPr>
+          <w:rFonts w:ascii="Times New Roman" w:hAnsi="Times New Roman" w:eastAsia="Times New Roman" w:cs="Times New Roman"/>
+        </w:rPr>
+        <w:t xml:space="preserve">B. </w:t>
+      </w:r>
+      <w:r>
+        <w:rPr>
+          <w:rFonts w:hint="eastAsia" w:ascii="Times New Roman" w:hAnsi="Times New Roman" w:eastAsia="FangSong" w:cs="Times New Roman"/>
+        </w:rPr>
+        <w:t>石蕊层为三层环</w:t>
       </w:r>
       <w:r>
         <w:rPr>
@@ -10445,7 +10542,56 @@
         <w:rPr>
           <w:rFonts w:hint="eastAsia" w:ascii="Times New Roman" w:hAnsi="Times New Roman" w:eastAsia="FangSong" w:cs="Times New Roman"/>
         </w:rPr>
-        <w:t>石蕊层仍为紫色</w:t>
+        <w:t>由上而下是蓝</w:t>
+      </w:r>
+      <w:r>
+        <w:rPr>
+          <w:rFonts w:hint="eastAsia" w:ascii="Times New Roman" w:hAnsi="Times New Roman" w:eastAsia="Times New Roman" w:cs="Times New Roman"/>
+        </w:rPr>
+        <w:t>、</w:t>
+      </w:r>
+      <w:r>
+        <w:rPr>
+          <w:rFonts w:hint="eastAsia" w:ascii="Times New Roman" w:hAnsi="Times New Roman" w:eastAsia="FangSong" w:cs="Times New Roman"/>
+        </w:rPr>
+        <w:t>紫</w:t>
+      </w:r>
+      <w:r>
+        <w:rPr>
+          <w:rFonts w:hint="eastAsia" w:ascii="Times New Roman" w:hAnsi="Times New Roman" w:eastAsia="Times New Roman" w:cs="Times New Roman"/>
+        </w:rPr>
+        <w:t>、</w:t>
+      </w:r>
+      <w:r>
+        <w:rPr>
+          <w:rFonts w:hint="eastAsia" w:ascii="Times New Roman" w:hAnsi="Times New Roman" w:eastAsia="FangSong" w:cs="Times New Roman"/>
+        </w:rPr>
+        <w:t>红色</w:t>
+      </w:r>
+      <w:r>
+        <w:rPr>
+          <w:rFonts w:ascii="Times New Roman" w:hAnsi="Times New Roman" w:eastAsia="Times New Roman" w:cs="Times New Roman"/>
+        </w:rPr>
+        <w:t xml:space="preserve"> </w:t>
+      </w:r>
+    </w:p>
+    <w:p>
+      <w:pPr>
+        <w:pStyle w:val="FirstParagraph"/>
+        <w:spacing w:before="0" w:after="0"/>
+        <w:ind w:left="480" w:hanging="480"/>
+      </w:pPr>
+      <w:r>
+        <w:rPr>
+          <w:rFonts w:ascii="Times New Roman" w:hAnsi="Times New Roman" w:eastAsia="Times New Roman" w:cs="Times New Roman"/>
+        </w:rPr>
+        <w:t xml:space="preserve">C. </w:t>
+      </w:r>
+      <w:r>
+        <w:rPr>
+          <w:rFonts w:hint="eastAsia" w:ascii="Times New Roman" w:hAnsi="Times New Roman" w:eastAsia="FangSong" w:cs="Times New Roman"/>
+        </w:rPr>
+        <w:t>石蕊层有两层</w:t>
       </w:r>
       <w:r>
         <w:rPr>
@@ -10457,7 +10603,19 @@
         <w:rPr>
           <w:rFonts w:hint="eastAsia" w:ascii="Times New Roman" w:hAnsi="Times New Roman" w:eastAsia="FangSong" w:cs="Times New Roman"/>
         </w:rPr>
-        <w:t>有机层呈无色</w:t>
+        <w:t>上层为紫色</w:t>
+      </w:r>
+      <w:r>
+        <w:rPr>
+          <w:rFonts w:hint="eastAsia" w:ascii="Times New Roman" w:hAnsi="Times New Roman" w:eastAsia="Times New Roman" w:cs="Times New Roman"/>
+        </w:rPr>
+        <w:t>，</w:t>
+      </w:r>
+      <w:r>
+        <w:rPr>
+          <w:rFonts w:hint="eastAsia" w:ascii="Times New Roman" w:hAnsi="Times New Roman" w:eastAsia="FangSong" w:cs="Times New Roman"/>
+        </w:rPr>
+        <w:t>下层为蓝色</w:t>
       </w:r>
       <w:r>
         <w:rPr>
@@ -10469,118 +10627,8 @@
     <w:p>
       <w:pPr>
         <w:pStyle w:val="FirstParagraph"/>
+        <w:spacing w:before="0" w:after="0"/>
         <w:ind w:left="480" w:hanging="480"/>
-        <w:spacing w:before="0" w:after="0"/>
-      </w:pPr>
-      <w:r>
-        <w:rPr>
-          <w:rFonts w:ascii="Times New Roman" w:hAnsi="Times New Roman" w:eastAsia="Times New Roman" w:cs="Times New Roman"/>
-        </w:rPr>
-        <w:t xml:space="preserve">B. </w:t>
-      </w:r>
-      <w:r>
-        <w:rPr>
-          <w:rFonts w:hint="eastAsia" w:ascii="Times New Roman" w:hAnsi="Times New Roman" w:eastAsia="FangSong" w:cs="Times New Roman"/>
-        </w:rPr>
-        <w:t>石蕊层为三层环</w:t>
-      </w:r>
-      <w:r>
-        <w:rPr>
-          <w:rFonts w:hint="eastAsia" w:ascii="Times New Roman" w:hAnsi="Times New Roman" w:eastAsia="Times New Roman" w:cs="Times New Roman"/>
-        </w:rPr>
-        <w:t>，</w:t>
-      </w:r>
-      <w:r>
-        <w:rPr>
-          <w:rFonts w:hint="eastAsia" w:ascii="Times New Roman" w:hAnsi="Times New Roman" w:eastAsia="FangSong" w:cs="Times New Roman"/>
-        </w:rPr>
-        <w:t>由上而下是蓝</w:t>
-      </w:r>
-      <w:r>
-        <w:rPr>
-          <w:rFonts w:hint="eastAsia" w:ascii="Times New Roman" w:hAnsi="Times New Roman" w:eastAsia="Times New Roman" w:cs="Times New Roman"/>
-        </w:rPr>
-        <w:t>、</w:t>
-      </w:r>
-      <w:r>
-        <w:rPr>
-          <w:rFonts w:hint="eastAsia" w:ascii="Times New Roman" w:hAnsi="Times New Roman" w:eastAsia="FangSong" w:cs="Times New Roman"/>
-        </w:rPr>
-        <w:t>紫</w:t>
-      </w:r>
-      <w:r>
-        <w:rPr>
-          <w:rFonts w:hint="eastAsia" w:ascii="Times New Roman" w:hAnsi="Times New Roman" w:eastAsia="Times New Roman" w:cs="Times New Roman"/>
-        </w:rPr>
-        <w:t>、</w:t>
-      </w:r>
-      <w:r>
-        <w:rPr>
-          <w:rFonts w:hint="eastAsia" w:ascii="Times New Roman" w:hAnsi="Times New Roman" w:eastAsia="FangSong" w:cs="Times New Roman"/>
-        </w:rPr>
-        <w:t>红色</w:t>
-      </w:r>
-      <w:r>
-        <w:rPr>
-          <w:rFonts w:ascii="Times New Roman" w:hAnsi="Times New Roman" w:eastAsia="Times New Roman" w:cs="Times New Roman"/>
-        </w:rPr>
-        <w:t xml:space="preserve"> </w:t>
-      </w:r>
-    </w:p>
-    <w:p>
-      <w:pPr>
-        <w:pStyle w:val="FirstParagraph"/>
-        <w:ind w:left="480" w:hanging="480"/>
-        <w:spacing w:before="0" w:after="0"/>
-      </w:pPr>
-      <w:r>
-        <w:rPr>
-          <w:rFonts w:ascii="Times New Roman" w:hAnsi="Times New Roman" w:eastAsia="Times New Roman" w:cs="Times New Roman"/>
-        </w:rPr>
-        <w:t xml:space="preserve">C. </w:t>
-      </w:r>
-      <w:r>
-        <w:rPr>
-          <w:rFonts w:hint="eastAsia" w:ascii="Times New Roman" w:hAnsi="Times New Roman" w:eastAsia="FangSong" w:cs="Times New Roman"/>
-        </w:rPr>
-        <w:t>石蕊层有两层</w:t>
-      </w:r>
-      <w:r>
-        <w:rPr>
-          <w:rFonts w:hint="eastAsia" w:ascii="Times New Roman" w:hAnsi="Times New Roman" w:eastAsia="Times New Roman" w:cs="Times New Roman"/>
-        </w:rPr>
-        <w:t>，</w:t>
-      </w:r>
-      <w:r>
-        <w:rPr>
-          <w:rFonts w:hint="eastAsia" w:ascii="Times New Roman" w:hAnsi="Times New Roman" w:eastAsia="FangSong" w:cs="Times New Roman"/>
-        </w:rPr>
-        <w:t>上层为紫色</w:t>
-      </w:r>
-      <w:r>
-        <w:rPr>
-          <w:rFonts w:hint="eastAsia" w:ascii="Times New Roman" w:hAnsi="Times New Roman" w:eastAsia="Times New Roman" w:cs="Times New Roman"/>
-        </w:rPr>
-        <w:t>，</w:t>
-      </w:r>
-      <w:r>
-        <w:rPr>
-          <w:rFonts w:hint="eastAsia" w:ascii="Times New Roman" w:hAnsi="Times New Roman" w:eastAsia="FangSong" w:cs="Times New Roman"/>
-        </w:rPr>
-        <w:t>下层为蓝色</w:t>
-      </w:r>
-      <w:r>
-        <w:rPr>
-          <w:rFonts w:ascii="Times New Roman" w:hAnsi="Times New Roman" w:eastAsia="Times New Roman" w:cs="Times New Roman"/>
-        </w:rPr>
-        <w:t xml:space="preserve"> </w:t>
-      </w:r>
-    </w:p>
-    <w:p>
-      <w:pPr>
-        <w:pStyle w:val="FirstParagraph"/>
-        <w:ind w:left="480" w:hanging="480"/>
-        <w:spacing w:before="0" w:after="180"/>
       </w:pPr>
       <w:r>
         <w:rPr>
@@ -20369,7 +20417,7 @@
     <ns0:rPr>
       <ns0:rFonts ns0:ascii="Times New Roman" ns0:cs="Times New Roman" ns0:eastAsia="SimHei" ns0:hAnsi="Times New Roman"/>
       <ns0:b/>
-      <ns0:color ns0:val="17324D"/>
+      <ns0:color ns0:val="000000"/>
       <ns0:sz ns0:val="44"/>
       <ns0:szCs ns0:val="56"/>
     </ns0:rPr>
@@ -20511,7 +20559,7 @@
     <ns0:rPr>
       <ns0:rFonts ns0:ascii="Times New Roman" ns0:cs="Times New Roman" ns0:eastAsia="SimHei" ns0:hAnsi="Times New Roman"/>
       <ns0:b/>
-      <ns0:color ns0:val="17324D"/>
+      <ns0:color ns0:val="000000"/>
       <ns0:sz ns0:val="32"/>
       <ns0:szCs ns0:val="40"/>
     </ns0:rPr>
@@ -20535,7 +20583,7 @@
     <ns0:rPr>
       <ns0:rFonts ns0:ascii="Times New Roman" ns0:cs="Times New Roman" ns0:eastAsia="SimHei" ns0:hAnsi="Times New Roman"/>
       <ns0:b/>
-      <ns0:color ns0:val="17324D"/>
+      <ns0:color ns0:val="000000"/>
       <ns0:sz ns0:val="28"/>
       <ns0:szCs ns0:val="32"/>
     </ns0:rPr>
@@ -20559,7 +20607,7 @@
     <ns0:rPr>
       <ns0:rFonts ns0:ascii="Times New Roman" ns0:cs="Times New Roman" ns0:eastAsia="SimHei" ns0:hAnsi="Times New Roman"/>
       <ns0:b/>
-      <ns0:color ns0:val="17324D"/>
+      <ns0:color ns0:val="000000"/>
       <ns0:sz ns0:val="25"/>
       <ns0:szCs ns0:val="28"/>
     </ns0:rPr>
